--- a/dist/docs/templates/bsa/07-jira-epic-story.docx
+++ b/dist/docs/templates/bsa/07-jira-epic-story.docx
@@ -1781,7 +1781,16 @@
         <w:rPr>
           <w:rStyle w:val="VerbatimChar"/>
         </w:rPr>
-        <w:t xml:space="preserve">Deliverable location: [COMPANY: briefs folder] and the WHAT tab of the Tariff-Impact Model.</w:t>
+        <w:t xml:space="preserve">Deliverable location: [COMPANY: briefs folder] and the WHAT inputs (Action tab) of the</w:t>
+      </w:r>
+      <w:r>
+        <w:br/>
+      </w:r>
+      <w:r>
+        <w:rPr>
+          <w:rStyle w:val="VerbatimChar"/>
+        </w:rPr>
+        <w:t xml:space="preserve">Tariff-Impact Model.</w:t>
       </w:r>
       <w:r>
         <w:br/>
@@ -1811,7 +1820,7 @@
         <w:rPr>
           <w:rStyle w:val="VerbatimChar"/>
         </w:rPr>
-        <w:t xml:space="preserve">STORY: Standard Cost: landed-cost and margin impact of the Country X fastener duty</w:t>
+        <w:t xml:space="preserve">STORY: Standard Cost: duty and margin impact of the Country X fastener duty</w:t>
       </w:r>
       <w:r>
         <w:br/>
@@ -1829,16 +1838,25 @@
         <w:rPr>
           <w:rStyle w:val="VerbatimChar"/>
         </w:rPr>
-        <w:t xml:space="preserve">As the pricing team, I want the per-unit landed-cost and margin change for each in-scope</w:t>
-      </w:r>
-      <w:r>
-        <w:br/>
-      </w:r>
-      <w:r>
-        <w:rPr>
-          <w:rStyle w:val="VerbatimChar"/>
-        </w:rPr>
-        <w:t xml:space="preserve">item, so that we can decide price changes at Friday's meeting.</w:t>
+        <w:t xml:space="preserve">As the pricing team, I want the per-unit duty change (which is the landed-cost change)</w:t>
+      </w:r>
+      <w:r>
+        <w:br/>
+      </w:r>
+      <w:r>
+        <w:rPr>
+          <w:rStyle w:val="VerbatimChar"/>
+        </w:rPr>
+        <w:t xml:space="preserve">and the margin change for each in-scope item, so that we can decide price changes at</w:t>
+      </w:r>
+      <w:r>
+        <w:br/>
+      </w:r>
+      <w:r>
+        <w:rPr>
+          <w:rStyle w:val="VerbatimChar"/>
+        </w:rPr>
+        <w:t xml:space="preserve">Friday's meeting.</w:t>
       </w:r>
       <w:r>
         <w:br/>
@@ -1865,7 +1883,7 @@
         <w:rPr>
           <w:rStyle w:val="VerbatimChar"/>
         </w:rPr>
-        <w:t xml:space="preserve">Scope in: items on the brief v1.0 item list; forecast volume for the next two quarters;</w:t>
+        <w:t xml:space="preserve">Scope in: items on the brief v1.0 item list; forecast volume for the next 12 months;</w:t>
       </w:r>
       <w:r>
         <w:br/>
@@ -1892,7 +1910,16 @@
         <w:rPr>
           <w:rStyle w:val="VerbatimChar"/>
         </w:rPr>
-        <w:t xml:space="preserve">customer price recommendations.</w:t>
+        <w:t xml:space="preserve">customer price recommendations; fees, freight and other landed-cost components (the</w:t>
+      </w:r>
+      <w:r>
+        <w:br/>
+      </w:r>
+      <w:r>
+        <w:rPr>
+          <w:rStyle w:val="VerbatimChar"/>
+        </w:rPr>
+        <w:t xml:space="preserve">model computes duty only and holds them unchanged).</w:t>
       </w:r>
       <w:r>
         <w:br/>
@@ -1910,16 +1937,16 @@
         <w:rPr>
           <w:rStyle w:val="VerbatimChar"/>
         </w:rPr>
-        <w:t xml:space="preserve">AC1 Given the brief v1.0 item list, when the model's $ tab is run, then every listed item</w:t>
-      </w:r>
-      <w:r>
-        <w:br/>
-      </w:r>
-      <w:r>
-        <w:rPr>
-          <w:rStyle w:val="VerbatimChar"/>
-        </w:rPr>
-        <w:t xml:space="preserve">    appears exactly once and no other item appears.</w:t>
+        <w:t xml:space="preserve">AC1 Given the brief v1.0 item list, when the model is filled and recalculated, then</w:t>
+      </w:r>
+      <w:r>
+        <w:br/>
+      </w:r>
+      <w:r>
+        <w:rPr>
+          <w:rStyle w:val="VerbatimChar"/>
+        </w:rPr>
+        <w:t xml:space="preserve">    every listed item is in scope exactly once and no other item is in scope.</w:t>
       </w:r>
       <w:r>
         <w:br/>
@@ -1946,43 +1973,61 @@
         <w:rPr>
           <w:rStyle w:val="VerbatimChar"/>
         </w:rPr>
-        <w:t xml:space="preserve">AC3 Given the forecast, when the summary is produced, then it shows per item the current</w:t>
-      </w:r>
-      <w:r>
-        <w:br/>
-      </w:r>
-      <w:r>
-        <w:rPr>
-          <w:rStyle w:val="VerbatimChar"/>
-        </w:rPr>
-        <w:t xml:space="preserve">    and new landed cost, change per unit, change in margin %, and $ impact per quarter,</w:t>
-      </w:r>
-      <w:r>
-        <w:br/>
-      </w:r>
-      <w:r>
-        <w:rPr>
-          <w:rStyle w:val="VerbatimChar"/>
-        </w:rPr>
-        <w:t xml:space="preserve">    with a total.</w:t>
-      </w:r>
-      <w:r>
-        <w:br/>
-      </w:r>
-      <w:r>
-        <w:rPr>
-          <w:rStyle w:val="VerbatimChar"/>
-        </w:rPr>
-        <w:t xml:space="preserve">AC4 Given an item has no forecast volume, when the summary is produced, then it is listed</w:t>
-      </w:r>
-      <w:r>
-        <w:br/>
-      </w:r>
-      <w:r>
-        <w:rPr>
-          <w:rStyle w:val="VerbatimChar"/>
-        </w:rPr>
-        <w:t xml:space="preserve">    under "no volume" and left out of the totals, not silently dropped.</w:t>
+        <w:t xml:space="preserve">AC3 Given the forecast, when the summary is produced, then it shows per item the duty</w:t>
+      </w:r>
+      <w:r>
+        <w:br/>
+      </w:r>
+      <w:r>
+        <w:rPr>
+          <w:rStyle w:val="VerbatimChar"/>
+        </w:rPr>
+        <w:t xml:space="preserve">    per unit before and after, the change per unit, the estimated new standard cost, the</w:t>
+      </w:r>
+      <w:r>
+        <w:br/>
+      </w:r>
+      <w:r>
+        <w:rPr>
+          <w:rStyle w:val="VerbatimChar"/>
+        </w:rPr>
+        <w:t xml:space="preserve">    change in margin %, and the $ impact on the volume basis stated in the covering note</w:t>
+      </w:r>
+      <w:r>
+        <w:br/>
+      </w:r>
+      <w:r>
+        <w:rPr>
+          <w:rStyle w:val="VerbatimChar"/>
+        </w:rPr>
+        <w:t xml:space="preserve">    (the next 12 months' forecast), with a total.</w:t>
+      </w:r>
+      <w:r>
+        <w:br/>
+      </w:r>
+      <w:r>
+        <w:rPr>
+          <w:rStyle w:val="VerbatimChar"/>
+        </w:rPr>
+        <w:t xml:space="preserve">AC4 Given an in-scope item has no forecast volume, when the summary is produced, then</w:t>
+      </w:r>
+      <w:r>
+        <w:br/>
+      </w:r>
+      <w:r>
+        <w:rPr>
+          <w:rStyle w:val="VerbatimChar"/>
+        </w:rPr>
+        <w:t xml:space="preserve">    the model flags it, it adds nothing to the $ total, and the covering note lists it,</w:t>
+      </w:r>
+      <w:r>
+        <w:br/>
+      </w:r>
+      <w:r>
+        <w:rPr>
+          <w:rStyle w:val="VerbatimChar"/>
+        </w:rPr>
+        <w:t xml:space="preserve">    so it is not silently dropped.</w:t>
       </w:r>
       <w:r>
         <w:br/>
@@ -2272,7 +2317,25 @@
         <w:rPr>
           <w:rStyle w:val="VerbatimChar"/>
         </w:rPr>
-        <w:t xml:space="preserve">Follow-up: Research story [key] to check entries for the affected items over the last 90 days.</w:t>
+        <w:t xml:space="preserve">Follow-up: Research story [key] to list every entry for the affected items since</w:t>
+      </w:r>
+      <w:r>
+        <w:br/>
+      </w:r>
+      <w:r>
+        <w:rPr>
+          <w:rStyle w:val="VerbatimChar"/>
+        </w:rPr>
+        <w:t xml:space="preserve">[first bad run date], with each entry's liquidation status. The Manager and</w:t>
+      </w:r>
+      <w:r>
+        <w:br/>
+      </w:r>
+      <w:r>
+        <w:rPr>
+          <w:rStyle w:val="VerbatimChar"/>
+        </w:rPr>
+        <w:t xml:space="preserve">[COMPANY: trade compliance lead] decide the correction route with the broker.</w:t>
       </w:r>
     </w:p>
     <w:bookmarkEnd w:id="32"/>
@@ -2607,25 +2670,25 @@
         <w:rPr>
           <w:rStyle w:val="VerbatimChar"/>
         </w:rPr>
-        <w:t xml:space="preserve">small real analysis (W4); SOP draft from a shadowed process (W5); Tariff-Impact Brief</w:t>
-      </w:r>
-      <w:r>
-        <w:br/>
-      </w:r>
-      <w:r>
-        <w:rPr>
-          <w:rStyle w:val="VerbatimChar"/>
-        </w:rPr>
-        <w:t xml:space="preserve">for a real recent action (W7); tool doc for [COMPANY: tool closest to Research] (W9);</w:t>
-      </w:r>
-      <w:r>
-        <w:br/>
-      </w:r>
-      <w:r>
-        <w:rPr>
-          <w:rStyle w:val="VerbatimChar"/>
-        </w:rPr>
-        <w:t xml:space="preserve">e2open as-is document (W13); e2open data map (W13).</w:t>
+        <w:t xml:space="preserve">small real analysis (W4); primary-process SOP v0.1 from the W2 shadow (due Mon 11/16);</w:t>
+      </w:r>
+      <w:r>
+        <w:br/>
+      </w:r>
+      <w:r>
+        <w:rPr>
+          <w:rStyle w:val="VerbatimChar"/>
+        </w:rPr>
+        <w:t xml:space="preserve">Tariff-Impact Brief for a real recent action (W7); tool doc for [COMPANY: tool closest</w:t>
+      </w:r>
+      <w:r>
+        <w:br/>
+      </w:r>
+      <w:r>
+        <w:rPr>
+          <w:rStyle w:val="VerbatimChar"/>
+        </w:rPr>
+        <w:t xml:space="preserve">to Research] (W9); e2open as-is document (W13); e2open data map (W13).</w:t>
       </w:r>
       <w:r>
         <w:br/>

--- a/dist/docs/templates/bsa/07-jira-epic-story.docx
+++ b/dist/docs/templates/bsa/07-jira-epic-story.docx
@@ -183,22 +183,25 @@
     <w:tbl>
       <w:tblPr>
         <w:tblStyle w:val="Table"/>
-        <w:tblW w:type="auto" w:w="0"/>
+        <w:tblW w:type="dxa" w:w="9360"/>
         <w:tblLook w:firstRow="1" w:lastRow="0" w:firstColumn="0" w:lastColumn="0" w:noHBand="0" w:noVBand="0" w:val="0020"/>
         <w:jc w:val="start"/>
+        <w:tblLayout w:type="fixed"/>
       </w:tblPr>
       <w:tblGrid>
-        <w:gridCol w:w="1980"/>
-        <w:gridCol w:w="1980"/>
-        <w:gridCol w:w="1980"/>
-        <w:gridCol w:w="1980"/>
+        <w:gridCol w:w="867"/>
+        <w:gridCol w:w="4509"/>
+        <w:gridCol w:w="1580"/>
+        <w:gridCol w:w="2402"/>
       </w:tblGrid>
       <w:tr>
         <w:trPr>
           <w:tblHeader w:val="true"/>
         </w:trPr>
         <w:tc>
-          <w:tcPr/>
+          <w:tcPr>
+            <w:tcW w:w="867" w:type="dxa"/>
+          </w:tcPr>
           <w:p>
             <w:pPr>
               <w:pStyle w:val="Compact"/>
@@ -210,7 +213,9 @@
           </w:p>
         </w:tc>
         <w:tc>
-          <w:tcPr/>
+          <w:tcPr>
+            <w:tcW w:w="4509" w:type="dxa"/>
+          </w:tcPr>
           <w:p>
             <w:pPr>
               <w:pStyle w:val="Compact"/>
@@ -222,7 +227,9 @@
           </w:p>
         </w:tc>
         <w:tc>
-          <w:tcPr/>
+          <w:tcPr>
+            <w:tcW w:w="1580" w:type="dxa"/>
+          </w:tcPr>
           <w:p>
             <w:pPr>
               <w:pStyle w:val="Compact"/>
@@ -234,7 +241,9 @@
           </w:p>
         </w:tc>
         <w:tc>
-          <w:tcPr/>
+          <w:tcPr>
+            <w:tcW w:w="2402" w:type="dxa"/>
+          </w:tcPr>
           <w:p>
             <w:pPr>
               <w:pStyle w:val="Compact"/>
@@ -248,7 +257,9 @@
       </w:tr>
       <w:tr>
         <w:tc>
-          <w:tcPr/>
+          <w:tcPr>
+            <w:tcW w:w="867" w:type="dxa"/>
+          </w:tcPr>
           <w:p>
             <w:pPr>
               <w:pStyle w:val="Compact"/>
@@ -260,7 +271,9 @@
           </w:p>
         </w:tc>
         <w:tc>
-          <w:tcPr/>
+          <w:tcPr>
+            <w:tcW w:w="4509" w:type="dxa"/>
+          </w:tcPr>
           <w:p>
             <w:pPr>
               <w:pStyle w:val="Compact"/>
@@ -272,7 +285,9 @@
           </w:p>
         </w:tc>
         <w:tc>
-          <w:tcPr/>
+          <w:tcPr>
+            <w:tcW w:w="1580" w:type="dxa"/>
+          </w:tcPr>
           <w:p>
             <w:pPr>
               <w:pStyle w:val="Compact"/>
@@ -284,7 +299,9 @@
           </w:p>
         </w:tc>
         <w:tc>
-          <w:tcPr/>
+          <w:tcPr>
+            <w:tcW w:w="2402" w:type="dxa"/>
+          </w:tcPr>
           <w:p>
             <w:pPr>
               <w:pStyle w:val="Compact"/>
@@ -298,7 +315,9 @@
       </w:tr>
       <w:tr>
         <w:tc>
-          <w:tcPr/>
+          <w:tcPr>
+            <w:tcW w:w="867" w:type="dxa"/>
+          </w:tcPr>
           <w:p>
             <w:pPr>
               <w:pStyle w:val="Compact"/>
@@ -310,7 +329,9 @@
           </w:p>
         </w:tc>
         <w:tc>
-          <w:tcPr/>
+          <w:tcPr>
+            <w:tcW w:w="4509" w:type="dxa"/>
+          </w:tcPr>
           <w:p>
             <w:pPr>
               <w:pStyle w:val="Compact"/>
@@ -322,7 +343,9 @@
           </w:p>
         </w:tc>
         <w:tc>
-          <w:tcPr/>
+          <w:tcPr>
+            <w:tcW w:w="1580" w:type="dxa"/>
+          </w:tcPr>
           <w:p>
             <w:pPr>
               <w:pStyle w:val="Compact"/>
@@ -334,7 +357,9 @@
           </w:p>
         </w:tc>
         <w:tc>
-          <w:tcPr/>
+          <w:tcPr>
+            <w:tcW w:w="2402" w:type="dxa"/>
+          </w:tcPr>
           <w:p>
             <w:pPr>
               <w:pStyle w:val="Compact"/>
@@ -348,7 +373,9 @@
       </w:tr>
       <w:tr>
         <w:tc>
-          <w:tcPr/>
+          <w:tcPr>
+            <w:tcW w:w="867" w:type="dxa"/>
+          </w:tcPr>
           <w:p>
             <w:pPr>
               <w:pStyle w:val="Compact"/>
@@ -360,7 +387,9 @@
           </w:p>
         </w:tc>
         <w:tc>
-          <w:tcPr/>
+          <w:tcPr>
+            <w:tcW w:w="4509" w:type="dxa"/>
+          </w:tcPr>
           <w:p>
             <w:pPr>
               <w:pStyle w:val="Compact"/>
@@ -372,7 +401,9 @@
           </w:p>
         </w:tc>
         <w:tc>
-          <w:tcPr/>
+          <w:tcPr>
+            <w:tcW w:w="1580" w:type="dxa"/>
+          </w:tcPr>
           <w:p>
             <w:pPr>
               <w:pStyle w:val="Compact"/>
@@ -384,7 +415,9 @@
           </w:p>
         </w:tc>
         <w:tc>
-          <w:tcPr/>
+          <w:tcPr>
+            <w:tcW w:w="2402" w:type="dxa"/>
+          </w:tcPr>
           <w:p>
             <w:pPr>
               <w:pStyle w:val="Compact"/>
@@ -398,7 +431,9 @@
       </w:tr>
       <w:tr>
         <w:tc>
-          <w:tcPr/>
+          <w:tcPr>
+            <w:tcW w:w="867" w:type="dxa"/>
+          </w:tcPr>
           <w:p>
             <w:pPr>
               <w:pStyle w:val="Compact"/>
@@ -410,7 +445,9 @@
           </w:p>
         </w:tc>
         <w:tc>
-          <w:tcPr/>
+          <w:tcPr>
+            <w:tcW w:w="4509" w:type="dxa"/>
+          </w:tcPr>
           <w:p>
             <w:pPr>
               <w:pStyle w:val="Compact"/>
@@ -422,7 +459,9 @@
           </w:p>
         </w:tc>
         <w:tc>
-          <w:tcPr/>
+          <w:tcPr>
+            <w:tcW w:w="1580" w:type="dxa"/>
+          </w:tcPr>
           <w:p>
             <w:pPr>
               <w:pStyle w:val="Compact"/>
@@ -434,7 +473,9 @@
           </w:p>
         </w:tc>
         <w:tc>
-          <w:tcPr/>
+          <w:tcPr>
+            <w:tcW w:w="2402" w:type="dxa"/>
+          </w:tcPr>
           <w:p>
             <w:pPr>
               <w:pStyle w:val="Compact"/>
@@ -468,20 +509,23 @@
     <w:tbl>
       <w:tblPr>
         <w:tblStyle w:val="Table"/>
-        <w:tblW w:type="auto" w:w="0"/>
+        <w:tblW w:type="dxa" w:w="9360"/>
         <w:tblLook w:firstRow="1" w:lastRow="0" w:firstColumn="0" w:lastColumn="0" w:noHBand="0" w:noVBand="0" w:val="0020"/>
         <w:jc w:val="start"/>
+        <w:tblLayout w:type="fixed"/>
       </w:tblPr>
       <w:tblGrid>
-        <w:gridCol w:w="3960"/>
-        <w:gridCol w:w="3960"/>
+        <w:gridCol w:w="1608"/>
+        <w:gridCol w:w="7751"/>
       </w:tblGrid>
       <w:tr>
         <w:trPr>
           <w:tblHeader w:val="true"/>
         </w:trPr>
         <w:tc>
-          <w:tcPr/>
+          <w:tcPr>
+            <w:tcW w:w="1608" w:type="dxa"/>
+          </w:tcPr>
           <w:p>
             <w:pPr>
               <w:pStyle w:val="Compact"/>
@@ -493,7 +537,9 @@
           </w:p>
         </w:tc>
         <w:tc>
-          <w:tcPr/>
+          <w:tcPr>
+            <w:tcW w:w="7751" w:type="dxa"/>
+          </w:tcPr>
           <w:p>
             <w:pPr>
               <w:pStyle w:val="Compact"/>
@@ -507,7 +553,9 @@
       </w:tr>
       <w:tr>
         <w:tc>
-          <w:tcPr/>
+          <w:tcPr>
+            <w:tcW w:w="1608" w:type="dxa"/>
+          </w:tcPr>
           <w:p>
             <w:pPr>
               <w:pStyle w:val="Compact"/>
@@ -519,7 +567,9 @@
           </w:p>
         </w:tc>
         <w:tc>
-          <w:tcPr/>
+          <w:tcPr>
+            <w:tcW w:w="7751" w:type="dxa"/>
+          </w:tcPr>
           <w:p>
             <w:pPr>
               <w:pStyle w:val="Compact"/>
@@ -533,7 +583,9 @@
       </w:tr>
       <w:tr>
         <w:tc>
-          <w:tcPr/>
+          <w:tcPr>
+            <w:tcW w:w="1608" w:type="dxa"/>
+          </w:tcPr>
           <w:p>
             <w:pPr>
               <w:pStyle w:val="Compact"/>
@@ -545,7 +597,9 @@
           </w:p>
         </w:tc>
         <w:tc>
-          <w:tcPr/>
+          <w:tcPr>
+            <w:tcW w:w="7751" w:type="dxa"/>
+          </w:tcPr>
           <w:p>
             <w:pPr>
               <w:pStyle w:val="Compact"/>
@@ -559,7 +613,9 @@
       </w:tr>
       <w:tr>
         <w:tc>
-          <w:tcPr/>
+          <w:tcPr>
+            <w:tcW w:w="1608" w:type="dxa"/>
+          </w:tcPr>
           <w:p>
             <w:pPr>
               <w:pStyle w:val="Compact"/>
@@ -571,7 +627,9 @@
           </w:p>
         </w:tc>
         <w:tc>
-          <w:tcPr/>
+          <w:tcPr>
+            <w:tcW w:w="7751" w:type="dxa"/>
+          </w:tcPr>
           <w:p>
             <w:pPr>
               <w:pStyle w:val="Compact"/>
@@ -585,7 +643,9 @@
       </w:tr>
       <w:tr>
         <w:tc>
-          <w:tcPr/>
+          <w:tcPr>
+            <w:tcW w:w="1608" w:type="dxa"/>
+          </w:tcPr>
           <w:p>
             <w:pPr>
               <w:pStyle w:val="Compact"/>
@@ -597,7 +657,9 @@
           </w:p>
         </w:tc>
         <w:tc>
-          <w:tcPr/>
+          <w:tcPr>
+            <w:tcW w:w="7751" w:type="dxa"/>
+          </w:tcPr>
           <w:p>
             <w:pPr>
               <w:pStyle w:val="Compact"/>
@@ -611,7 +673,9 @@
       </w:tr>
       <w:tr>
         <w:tc>
-          <w:tcPr/>
+          <w:tcPr>
+            <w:tcW w:w="1608" w:type="dxa"/>
+          </w:tcPr>
           <w:p>
             <w:pPr>
               <w:pStyle w:val="Compact"/>
@@ -623,7 +687,9 @@
           </w:p>
         </w:tc>
         <w:tc>
-          <w:tcPr/>
+          <w:tcPr>
+            <w:tcW w:w="7751" w:type="dxa"/>
+          </w:tcPr>
           <w:p>
             <w:pPr>
               <w:pStyle w:val="Compact"/>
@@ -637,7 +703,9 @@
       </w:tr>
       <w:tr>
         <w:tc>
-          <w:tcPr/>
+          <w:tcPr>
+            <w:tcW w:w="1608" w:type="dxa"/>
+          </w:tcPr>
           <w:p>
             <w:pPr>
               <w:pStyle w:val="Compact"/>
@@ -649,7 +717,9 @@
           </w:p>
         </w:tc>
         <w:tc>
-          <w:tcPr/>
+          <w:tcPr>
+            <w:tcW w:w="7751" w:type="dxa"/>
+          </w:tcPr>
           <w:p>
             <w:pPr>
               <w:pStyle w:val="Compact"/>
@@ -675,7 +745,9 @@
       </w:tr>
       <w:tr>
         <w:tc>
-          <w:tcPr/>
+          <w:tcPr>
+            <w:tcW w:w="1608" w:type="dxa"/>
+          </w:tcPr>
           <w:p>
             <w:pPr>
               <w:pStyle w:val="Compact"/>
@@ -687,7 +759,9 @@
           </w:p>
         </w:tc>
         <w:tc>
-          <w:tcPr/>
+          <w:tcPr>
+            <w:tcW w:w="7751" w:type="dxa"/>
+          </w:tcPr>
           <w:p>
             <w:pPr>
               <w:pStyle w:val="Compact"/>
@@ -701,7 +775,9 @@
       </w:tr>
       <w:tr>
         <w:tc>
-          <w:tcPr/>
+          <w:tcPr>
+            <w:tcW w:w="1608" w:type="dxa"/>
+          </w:tcPr>
           <w:p>
             <w:pPr>
               <w:pStyle w:val="Compact"/>
@@ -713,7 +789,9 @@
           </w:p>
         </w:tc>
         <w:tc>
-          <w:tcPr/>
+          <w:tcPr>
+            <w:tcW w:w="7751" w:type="dxa"/>
+          </w:tcPr>
           <w:p>
             <w:pPr>
               <w:pStyle w:val="Compact"/>
@@ -727,7 +805,9 @@
       </w:tr>
       <w:tr>
         <w:tc>
-          <w:tcPr/>
+          <w:tcPr>
+            <w:tcW w:w="1608" w:type="dxa"/>
+          </w:tcPr>
           <w:p>
             <w:pPr>
               <w:pStyle w:val="Compact"/>
@@ -739,7 +819,9 @@
           </w:p>
         </w:tc>
         <w:tc>
-          <w:tcPr/>
+          <w:tcPr>
+            <w:tcW w:w="7751" w:type="dxa"/>
+          </w:tcPr>
           <w:p>
             <w:pPr>
               <w:pStyle w:val="Compact"/>
@@ -753,7 +835,9 @@
       </w:tr>
       <w:tr>
         <w:tc>
-          <w:tcPr/>
+          <w:tcPr>
+            <w:tcW w:w="1608" w:type="dxa"/>
+          </w:tcPr>
           <w:p>
             <w:pPr>
               <w:pStyle w:val="Compact"/>
@@ -765,7 +849,9 @@
           </w:p>
         </w:tc>
         <w:tc>
-          <w:tcPr/>
+          <w:tcPr>
+            <w:tcW w:w="7751" w:type="dxa"/>
+          </w:tcPr>
           <w:p>
             <w:pPr>
               <w:pStyle w:val="Compact"/>

--- a/dist/docs/templates/bsa/07-jira-epic-story.docx
+++ b/dist/docs/templates/bsa/07-jira-epic-story.docx
@@ -189,10 +189,10 @@
         <w:tblLayout w:type="fixed"/>
       </w:tblPr>
       <w:tblGrid>
-        <w:gridCol w:w="867"/>
-        <w:gridCol w:w="4509"/>
-        <w:gridCol w:w="1580"/>
-        <w:gridCol w:w="2402"/>
+        <w:gridCol w:w="1150"/>
+        <w:gridCol w:w="4359"/>
+        <w:gridCol w:w="1528"/>
+        <w:gridCol w:w="2322"/>
       </w:tblGrid>
       <w:tr>
         <w:trPr>
@@ -200,7 +200,7 @@
         </w:trPr>
         <w:tc>
           <w:tcPr>
-            <w:tcW w:w="867" w:type="dxa"/>
+            <w:tcW w:w="1150" w:type="dxa"/>
           </w:tcPr>
           <w:p>
             <w:pPr>
@@ -214,7 +214,7 @@
         </w:tc>
         <w:tc>
           <w:tcPr>
-            <w:tcW w:w="4509" w:type="dxa"/>
+            <w:tcW w:w="4359" w:type="dxa"/>
           </w:tcPr>
           <w:p>
             <w:pPr>
@@ -228,7 +228,7 @@
         </w:tc>
         <w:tc>
           <w:tcPr>
-            <w:tcW w:w="1580" w:type="dxa"/>
+            <w:tcW w:w="1528" w:type="dxa"/>
           </w:tcPr>
           <w:p>
             <w:pPr>
@@ -242,7 +242,7 @@
         </w:tc>
         <w:tc>
           <w:tcPr>
-            <w:tcW w:w="2402" w:type="dxa"/>
+            <w:tcW w:w="2322" w:type="dxa"/>
           </w:tcPr>
           <w:p>
             <w:pPr>
@@ -258,7 +258,7 @@
       <w:tr>
         <w:tc>
           <w:tcPr>
-            <w:tcW w:w="867" w:type="dxa"/>
+            <w:tcW w:w="1150" w:type="dxa"/>
           </w:tcPr>
           <w:p>
             <w:pPr>
@@ -272,7 +272,7 @@
         </w:tc>
         <w:tc>
           <w:tcPr>
-            <w:tcW w:w="4509" w:type="dxa"/>
+            <w:tcW w:w="4359" w:type="dxa"/>
           </w:tcPr>
           <w:p>
             <w:pPr>
@@ -286,7 +286,7 @@
         </w:tc>
         <w:tc>
           <w:tcPr>
-            <w:tcW w:w="1580" w:type="dxa"/>
+            <w:tcW w:w="1528" w:type="dxa"/>
           </w:tcPr>
           <w:p>
             <w:pPr>
@@ -300,7 +300,7 @@
         </w:tc>
         <w:tc>
           <w:tcPr>
-            <w:tcW w:w="2402" w:type="dxa"/>
+            <w:tcW w:w="2322" w:type="dxa"/>
           </w:tcPr>
           <w:p>
             <w:pPr>
@@ -316,7 +316,7 @@
       <w:tr>
         <w:tc>
           <w:tcPr>
-            <w:tcW w:w="867" w:type="dxa"/>
+            <w:tcW w:w="1150" w:type="dxa"/>
           </w:tcPr>
           <w:p>
             <w:pPr>
@@ -330,7 +330,7 @@
         </w:tc>
         <w:tc>
           <w:tcPr>
-            <w:tcW w:w="4509" w:type="dxa"/>
+            <w:tcW w:w="4359" w:type="dxa"/>
           </w:tcPr>
           <w:p>
             <w:pPr>
@@ -344,7 +344,7 @@
         </w:tc>
         <w:tc>
           <w:tcPr>
-            <w:tcW w:w="1580" w:type="dxa"/>
+            <w:tcW w:w="1528" w:type="dxa"/>
           </w:tcPr>
           <w:p>
             <w:pPr>
@@ -358,7 +358,7 @@
         </w:tc>
         <w:tc>
           <w:tcPr>
-            <w:tcW w:w="2402" w:type="dxa"/>
+            <w:tcW w:w="2322" w:type="dxa"/>
           </w:tcPr>
           <w:p>
             <w:pPr>
@@ -374,7 +374,7 @@
       <w:tr>
         <w:tc>
           <w:tcPr>
-            <w:tcW w:w="867" w:type="dxa"/>
+            <w:tcW w:w="1150" w:type="dxa"/>
           </w:tcPr>
           <w:p>
             <w:pPr>
@@ -388,7 +388,7 @@
         </w:tc>
         <w:tc>
           <w:tcPr>
-            <w:tcW w:w="4509" w:type="dxa"/>
+            <w:tcW w:w="4359" w:type="dxa"/>
           </w:tcPr>
           <w:p>
             <w:pPr>
@@ -402,7 +402,7 @@
         </w:tc>
         <w:tc>
           <w:tcPr>
-            <w:tcW w:w="1580" w:type="dxa"/>
+            <w:tcW w:w="1528" w:type="dxa"/>
           </w:tcPr>
           <w:p>
             <w:pPr>
@@ -416,7 +416,7 @@
         </w:tc>
         <w:tc>
           <w:tcPr>
-            <w:tcW w:w="2402" w:type="dxa"/>
+            <w:tcW w:w="2322" w:type="dxa"/>
           </w:tcPr>
           <w:p>
             <w:pPr>
@@ -432,7 +432,7 @@
       <w:tr>
         <w:tc>
           <w:tcPr>
-            <w:tcW w:w="867" w:type="dxa"/>
+            <w:tcW w:w="1150" w:type="dxa"/>
           </w:tcPr>
           <w:p>
             <w:pPr>
@@ -446,7 +446,7 @@
         </w:tc>
         <w:tc>
           <w:tcPr>
-            <w:tcW w:w="4509" w:type="dxa"/>
+            <w:tcW w:w="4359" w:type="dxa"/>
           </w:tcPr>
           <w:p>
             <w:pPr>
@@ -460,7 +460,7 @@
         </w:tc>
         <w:tc>
           <w:tcPr>
-            <w:tcW w:w="1580" w:type="dxa"/>
+            <w:tcW w:w="1528" w:type="dxa"/>
           </w:tcPr>
           <w:p>
             <w:pPr>
@@ -474,7 +474,7 @@
         </w:tc>
         <w:tc>
           <w:tcPr>
-            <w:tcW w:w="2402" w:type="dxa"/>
+            <w:tcW w:w="2322" w:type="dxa"/>
           </w:tcPr>
           <w:p>
             <w:pPr>
@@ -515,8 +515,8 @@
         <w:tblLayout w:type="fixed"/>
       </w:tblPr>
       <w:tblGrid>
-        <w:gridCol w:w="1608"/>
-        <w:gridCol w:w="7751"/>
+        <w:gridCol w:w="1720"/>
+        <w:gridCol w:w="7639"/>
       </w:tblGrid>
       <w:tr>
         <w:trPr>
@@ -524,7 +524,7 @@
         </w:trPr>
         <w:tc>
           <w:tcPr>
-            <w:tcW w:w="1608" w:type="dxa"/>
+            <w:tcW w:w="1720" w:type="dxa"/>
           </w:tcPr>
           <w:p>
             <w:pPr>
@@ -538,7 +538,7 @@
         </w:tc>
         <w:tc>
           <w:tcPr>
-            <w:tcW w:w="7751" w:type="dxa"/>
+            <w:tcW w:w="7639" w:type="dxa"/>
           </w:tcPr>
           <w:p>
             <w:pPr>
@@ -554,7 +554,7 @@
       <w:tr>
         <w:tc>
           <w:tcPr>
-            <w:tcW w:w="1608" w:type="dxa"/>
+            <w:tcW w:w="1720" w:type="dxa"/>
           </w:tcPr>
           <w:p>
             <w:pPr>
@@ -568,7 +568,7 @@
         </w:tc>
         <w:tc>
           <w:tcPr>
-            <w:tcW w:w="7751" w:type="dxa"/>
+            <w:tcW w:w="7639" w:type="dxa"/>
           </w:tcPr>
           <w:p>
             <w:pPr>
@@ -584,7 +584,7 @@
       <w:tr>
         <w:tc>
           <w:tcPr>
-            <w:tcW w:w="1608" w:type="dxa"/>
+            <w:tcW w:w="1720" w:type="dxa"/>
           </w:tcPr>
           <w:p>
             <w:pPr>
@@ -598,7 +598,7 @@
         </w:tc>
         <w:tc>
           <w:tcPr>
-            <w:tcW w:w="7751" w:type="dxa"/>
+            <w:tcW w:w="7639" w:type="dxa"/>
           </w:tcPr>
           <w:p>
             <w:pPr>
@@ -614,7 +614,7 @@
       <w:tr>
         <w:tc>
           <w:tcPr>
-            <w:tcW w:w="1608" w:type="dxa"/>
+            <w:tcW w:w="1720" w:type="dxa"/>
           </w:tcPr>
           <w:p>
             <w:pPr>
@@ -628,7 +628,7 @@
         </w:tc>
         <w:tc>
           <w:tcPr>
-            <w:tcW w:w="7751" w:type="dxa"/>
+            <w:tcW w:w="7639" w:type="dxa"/>
           </w:tcPr>
           <w:p>
             <w:pPr>
@@ -644,7 +644,7 @@
       <w:tr>
         <w:tc>
           <w:tcPr>
-            <w:tcW w:w="1608" w:type="dxa"/>
+            <w:tcW w:w="1720" w:type="dxa"/>
           </w:tcPr>
           <w:p>
             <w:pPr>
@@ -658,7 +658,7 @@
         </w:tc>
         <w:tc>
           <w:tcPr>
-            <w:tcW w:w="7751" w:type="dxa"/>
+            <w:tcW w:w="7639" w:type="dxa"/>
           </w:tcPr>
           <w:p>
             <w:pPr>
@@ -674,7 +674,7 @@
       <w:tr>
         <w:tc>
           <w:tcPr>
-            <w:tcW w:w="1608" w:type="dxa"/>
+            <w:tcW w:w="1720" w:type="dxa"/>
           </w:tcPr>
           <w:p>
             <w:pPr>
@@ -688,7 +688,7 @@
         </w:tc>
         <w:tc>
           <w:tcPr>
-            <w:tcW w:w="7751" w:type="dxa"/>
+            <w:tcW w:w="7639" w:type="dxa"/>
           </w:tcPr>
           <w:p>
             <w:pPr>
@@ -704,7 +704,7 @@
       <w:tr>
         <w:tc>
           <w:tcPr>
-            <w:tcW w:w="1608" w:type="dxa"/>
+            <w:tcW w:w="1720" w:type="dxa"/>
           </w:tcPr>
           <w:p>
             <w:pPr>
@@ -718,7 +718,7 @@
         </w:tc>
         <w:tc>
           <w:tcPr>
-            <w:tcW w:w="7751" w:type="dxa"/>
+            <w:tcW w:w="7639" w:type="dxa"/>
           </w:tcPr>
           <w:p>
             <w:pPr>
@@ -746,7 +746,7 @@
       <w:tr>
         <w:tc>
           <w:tcPr>
-            <w:tcW w:w="1608" w:type="dxa"/>
+            <w:tcW w:w="1720" w:type="dxa"/>
           </w:tcPr>
           <w:p>
             <w:pPr>
@@ -760,7 +760,7 @@
         </w:tc>
         <w:tc>
           <w:tcPr>
-            <w:tcW w:w="7751" w:type="dxa"/>
+            <w:tcW w:w="7639" w:type="dxa"/>
           </w:tcPr>
           <w:p>
             <w:pPr>
@@ -776,7 +776,7 @@
       <w:tr>
         <w:tc>
           <w:tcPr>
-            <w:tcW w:w="1608" w:type="dxa"/>
+            <w:tcW w:w="1720" w:type="dxa"/>
           </w:tcPr>
           <w:p>
             <w:pPr>
@@ -790,7 +790,7 @@
         </w:tc>
         <w:tc>
           <w:tcPr>
-            <w:tcW w:w="7751" w:type="dxa"/>
+            <w:tcW w:w="7639" w:type="dxa"/>
           </w:tcPr>
           <w:p>
             <w:pPr>
@@ -806,7 +806,7 @@
       <w:tr>
         <w:tc>
           <w:tcPr>
-            <w:tcW w:w="1608" w:type="dxa"/>
+            <w:tcW w:w="1720" w:type="dxa"/>
           </w:tcPr>
           <w:p>
             <w:pPr>
@@ -820,7 +820,7 @@
         </w:tc>
         <w:tc>
           <w:tcPr>
-            <w:tcW w:w="7751" w:type="dxa"/>
+            <w:tcW w:w="7639" w:type="dxa"/>
           </w:tcPr>
           <w:p>
             <w:pPr>
@@ -836,7 +836,7 @@
       <w:tr>
         <w:tc>
           <w:tcPr>
-            <w:tcW w:w="1608" w:type="dxa"/>
+            <w:tcW w:w="1720" w:type="dxa"/>
           </w:tcPr>
           <w:p>
             <w:pPr>
@@ -850,7 +850,7 @@
         </w:tc>
         <w:tc>
           <w:tcPr>
-            <w:tcW w:w="7751" w:type="dxa"/>
+            <w:tcW w:w="7639" w:type="dxa"/>
           </w:tcPr>
           <w:p>
             <w:pPr>
